--- a/tailored_resumes_daily_20261025_210622/Amazon_Software_Dev_Engineer_II_4457380108/VipulSapra_Resume.docx
+++ b/tailored_resumes_daily_20261025_210622/Amazon_Software_Dev_Engineer_II_4457380108/VipulSapra_Resume.docx
@@ -609,7 +609,7 @@
       <w:r>
         <w:rPr>
         </w:rPr>
-        <w:t xml:space="preserve">Distributed Systems, Large-Scale Data Platforms, Predictive Modeling, Anomaly Detection, Dimensional Data Modeling, Star/Snowflake Schemas, Slowly Changing Dimensions (SCD Type 1/2), Automated Data Quality Governance, CI/CD, Operational Health &amp; Monitoring, Unit Economics Simulation.</w:t>
+        <w:t xml:space="preserve">Distributed Systems, Large Language Models, Agentic AI, Autonomous Workflows, Anomaly Detection, Predictive Modeling, Time-Series Forecasting, Unit Economics, Data Governance &amp; Lineage, ETL/ELT Pipeline Architecture, Dimensional Modeling, MLOps, CI/CD, Cloud Lakehouses</w:t>
       </w:r>
     </w:p>
     <w:p>
@@ -622,141 +622,14 @@
       </w:pPr>
       <w:r>
         <w:rPr>
-          <w:b/>
-        </w:rPr>
-        <w:t xml:space="preserve">Programming Languages and Tools: </w:t>
-      </w:r>
-      <w:r>
-        <w:rPr>
-          <w:rFonts w:hint="default" w:asciiTheme="minorHAnsi" w:hAnsiTheme="minorHAnsi" w:cstheme="minorHAnsi"/>
-          <w:lang w:val="en-US"/>
-        </w:rPr>
-        <w:t xml:space="preserve">Agentic AI powered KIRO IDE, </w:t>
-      </w:r>
-      <w:r>
-        <w:rPr>
-          <w:rFonts w:asciiTheme="minorHAnsi" w:hAnsiTheme="minorHAnsi" w:cstheme="minorHAnsi"/>
-        </w:rPr>
-        <w:t xml:space="preserve">SQL, Python, </w:t>
-      </w:r>
-      <w:r>
-        <w:rPr>
-          <w:rFonts w:asciiTheme="minorHAnsi" w:hAnsiTheme="minorHAnsi" w:eastAsiaTheme="minorHAnsi" w:cstheme="minorHAnsi"/>
-          <w:lang w:bidi="ar-SA"/>
-        </w:rPr>
-        <w:t>UNIX Shell Scripting,</w:t>
-      </w:r>
-      <w:r>
-        <w:rPr>
-          <w:rFonts w:asciiTheme="minorHAnsi" w:hAnsiTheme="minorHAnsi" w:cstheme="minorHAnsi"/>
-        </w:rPr>
-        <w:t xml:space="preserve"> Redshift, </w:t>
-      </w:r>
-      <w:r>
-        <w:rPr>
-          <w:rFonts w:asciiTheme="minorHAnsi" w:hAnsiTheme="minorHAnsi" w:eastAsiaTheme="minorHAnsi" w:cstheme="minorHAnsi"/>
-          <w:lang w:bidi="ar-SA"/>
-        </w:rPr>
-        <w:t>Teradata,</w:t>
-      </w:r>
-      <w:r>
-        <w:rPr>
-          <w:rFonts w:asciiTheme="minorHAnsi" w:hAnsiTheme="minorHAnsi" w:cstheme="minorHAnsi"/>
-        </w:rPr>
-        <w:t xml:space="preserve"> Snowflake,</w:t>
-      </w:r>
-      <w:r>
-        <w:rPr>
-          <w:rFonts w:hint="default" w:asciiTheme="minorHAnsi" w:hAnsiTheme="minorHAnsi" w:cstheme="minorHAnsi"/>
-          <w:lang w:val="en-US"/>
-        </w:rPr>
-        <w:t xml:space="preserve"> </w:t>
-      </w:r>
-      <w:r>
-        <w:rPr>
-          <w:rFonts w:asciiTheme="minorHAnsi" w:hAnsiTheme="minorHAnsi" w:cstheme="minorHAnsi"/>
-        </w:rPr>
-        <w:t>Apache Spark, Hadoop</w:t>
-      </w:r>
-      <w:r>
-        <w:rPr>
-          <w:rFonts w:hint="default" w:asciiTheme="minorHAnsi" w:hAnsiTheme="minorHAnsi" w:cstheme="minorHAnsi"/>
-          <w:lang w:val="en-US"/>
-        </w:rPr>
-        <w:t xml:space="preserve">, </w:t>
-      </w:r>
-      <w:r>
-        <w:rPr>
-          <w:rFonts w:asciiTheme="minorHAnsi" w:hAnsiTheme="minorHAnsi" w:cstheme="minorHAnsi"/>
-        </w:rPr>
-        <w:t>MSTR, Tableau,</w:t>
-      </w:r>
-      <w:r>
-        <w:rPr>
-          <w:rFonts w:hint="default" w:asciiTheme="minorHAnsi" w:hAnsiTheme="minorHAnsi" w:cstheme="minorHAnsi"/>
-          <w:lang w:val="en-US"/>
-        </w:rPr>
-        <w:t xml:space="preserve"> </w:t>
-      </w:r>
-      <w:r>
-        <w:rPr>
-          <w:rFonts w:asciiTheme="minorHAnsi" w:hAnsiTheme="minorHAnsi" w:cstheme="minorHAnsi"/>
-        </w:rPr>
-        <w:t>TensorFlow, Keras, XGBoost, Scikit-Learn</w:t>
-      </w:r>
-      <w:r>
-        <w:rPr>
-          <w:rFonts w:hint="default" w:asciiTheme="minorHAnsi" w:hAnsiTheme="minorHAnsi" w:cstheme="minorHAnsi"/>
-          <w:lang w:val="en-US"/>
-        </w:rPr>
-        <w:t>,</w:t>
-      </w:r>
-      <w:r>
-        <w:rPr>
-          <w:rFonts w:asciiTheme="minorHAnsi" w:hAnsiTheme="minorHAnsi" w:cstheme="minorHAnsi"/>
-        </w:rPr>
-        <w:t xml:space="preserve"> JIRA, </w:t>
-      </w:r>
-      <w:r>
-        <w:rPr>
-          <w:rFonts w:asciiTheme="minorHAnsi" w:hAnsiTheme="minorHAnsi" w:cstheme="minorHAnsi"/>
-          <w:bCs/>
-        </w:rPr>
-        <w:t>Collibra</w:t>
-      </w:r>
-      <w:r>
-        <w:rPr>
-          <w:rFonts w:hint="default" w:asciiTheme="minorHAnsi" w:hAnsiTheme="minorHAnsi" w:cstheme="minorHAnsi"/>
-          <w:bCs/>
-          <w:lang w:val="en-US"/>
-        </w:rPr>
-        <w:t xml:space="preserve">, </w:t>
-      </w:r>
-      <w:r>
-        <w:rPr>
-          <w:rFonts w:asciiTheme="minorHAnsi" w:hAnsiTheme="minorHAnsi" w:cstheme="minorHAnsi"/>
-        </w:rPr>
-        <w:t>One Automation,</w:t>
-      </w:r>
-      <w:r>
-        <w:rPr>
-          <w:rFonts w:hint="default" w:asciiTheme="minorHAnsi" w:hAnsiTheme="minorHAnsi" w:cstheme="minorHAnsi"/>
-          <w:lang w:val="en-US"/>
-        </w:rPr>
-        <w:t xml:space="preserve"> Airflow, </w:t>
-      </w:r>
-      <w:r>
-        <w:rPr>
-          <w:rFonts w:asciiTheme="minorHAnsi" w:hAnsiTheme="minorHAnsi" w:cstheme="minorHAnsi"/>
-        </w:rPr>
-        <w:t>Microsoft Excel</w:t>
-      </w:r>
-      <w:r>
-        <w:rPr>
-          <w:rFonts w:hint="default" w:asciiTheme="minorHAnsi" w:hAnsiTheme="minorHAnsi" w:cstheme="minorHAnsi"/>
-          <w:lang w:val="en-US"/>
-        </w:rPr>
-        <w:t>.</w:t>
+          <w:b xmlns:w="http://schemas.openxmlformats.org/wordprocessingml/2006/main"/>
+        </w:rPr>
+        <w:t>Programming Languages and Tools: </w:t>
+      </w:r>
+      <w:r>
+        <w:rPr>
+        </w:rPr>
+        <w:t xml:space="preserve">AWS (S3, Redshift, Step Functions, Glue, Kinesis), Azure (ADF, Databricks, Synapse, Azure SQL), Snowflake, Apache Spark, PySpark, Python, Scikit-Learn, XGBoost, SARIMA, Power BI, Tableau, Collibra, KIRO IDE, GitHub Copilot</w:t>
       </w:r>
     </w:p>
     <w:p>
@@ -941,7 +814,7 @@
           <w:bCs/>
           <w:lang w:val="en-US" w:bidi="ar-SA"/>
         </w:rPr>
-        <w:t xml:space="preserve">Software Development Engineer II - Profit Intelligence &amp; Large-Scale Data Systems &amp; AI Engineer </w:t>
+        <w:t xml:space="preserve">Software Dev Engineer II - AI &amp; Profit Intelligence Platforms </w:t>
       </w:r>
       <w:r>
         <w:rPr>
@@ -1026,53 +899,22 @@
       </w:pPr>
       <w:r>
         <w:rPr>
-          <w:rFonts w:hint="default" w:ascii="Calibri" w:hAnsi="Calibri" w:cs="Calibri"/>
-          <w:b/>
-          <w:bCs/>
-          <w:sz w:val="22"/>
-          <w:szCs w:val="22"/>
-        </w:rPr>
-        <w:t>Engineered an enterprise AI-driven reporting platform</w:t>
-      </w:r>
-      <w:r>
-        <w:rPr>
-          <w:rFonts w:hint="default" w:ascii="Calibri" w:hAnsi="Calibri" w:cs="Calibri"/>
-          <w:sz w:val="22"/>
-          <w:szCs w:val="22"/>
-        </w:rPr>
-        <w:t xml:space="preserve"> that autonomously answers ad-hoc data questions, streamlining scheduled report delivery and reducing manual reporting turnaround for business stakeholders.</w:t>
-      </w:r>
-      <w:r>
-        <w:rPr>
-          <w:rFonts w:hint="default" w:ascii="Calibri" w:hAnsi="Calibri" w:cs="Calibri"/>
-          <w:b w:val="0"/>
-          <w:bCs w:val="0"/>
-          <w:sz w:val="22"/>
-          <w:szCs w:val="22"/>
-          <w:lang w:val="en-US"/>
-        </w:rPr>
-        <w:t xml:space="preserve"> </w:t>
-      </w:r>
-      <w:r>
-        <w:rPr>
-          <w:rFonts w:hint="default" w:asciiTheme="minorHAnsi" w:hAnsiTheme="minorHAnsi" w:cstheme="minorHAnsi"/>
-          <w:b/>
-          <w:bCs/>
-          <w:sz w:val="22"/>
-          <w:szCs w:val="22"/>
-          <w:lang w:val="en-US"/>
-        </w:rPr>
-        <w:t>Agentic AI powered KIRO IDE</w:t>
-      </w:r>
-      <w:r>
-        <w:rPr>
-          <w:rFonts w:hint="default" w:ascii="Calibri" w:hAnsi="Calibri" w:cs="Calibri"/>
-          <w:b w:val="0"/>
-          <w:bCs w:val="0"/>
-          <w:sz w:val="22"/>
-          <w:szCs w:val="22"/>
-        </w:rPr>
-        <w:t>.</w:t>
+          <w:rFonts xmlns:w="http://schemas.openxmlformats.org/wordprocessingml/2006/main" w:hint="default" w:ascii="Calibri" w:hAnsi="Calibri" w:cs="Calibri"/>
+          <w:b xmlns:w="http://schemas.openxmlformats.org/wordprocessingml/2006/main"/>
+          <w:bCs xmlns:w="http://schemas.openxmlformats.org/wordprocessingml/2006/main"/>
+          <w:sz xmlns:w="http://schemas.openxmlformats.org/wordprocessingml/2006/main" w:val="22"/>
+          <w:szCs xmlns:w="http://schemas.openxmlformats.org/wordprocessingml/2006/main" w:val="22"/>
+        </w:rPr>
+        <w:t>Architected and deployed custom autonomous agentic workflows </w:t>
+      </w:r>
+      <w:r>
+        <w:rPr>
+          <w:rFonts xmlns:w="http://schemas.openxmlformats.org/wordprocessingml/2006/main" w:hint="default" w:ascii="Calibri" w:hAnsi="Calibri" w:cs="Calibri"/>
+          <w:bCs xmlns:w="http://schemas.openxmlformats.org/wordprocessingml/2006/main"/>
+          <w:sz xmlns:w="http://schemas.openxmlformats.org/wordprocessingml/2006/main" w:val="22"/>
+          <w:szCs xmlns:w="http://schemas.openxmlformats.org/wordprocessingml/2006/main" w:val="22"/>
+        </w:rPr>
+        <w:t xml:space="preserve">(KIRO IDE, prompt orchestration, Copilot) to automate schema discovery, data profiling, regex classification, and code migration, reducing manual delivery turnaround by 40-50% while supporting petabyte-scale data pipelines.</w:t>
       </w:r>
     </w:p>
     <w:p>
@@ -1095,50 +937,22 @@
       </w:pPr>
       <w:r>
         <w:rPr>
-          <w:rFonts w:hint="default" w:ascii="Calibri" w:hAnsi="Calibri" w:cs="Calibri"/>
-          <w:b/>
-          <w:bCs/>
-          <w:sz w:val="22"/>
-          <w:szCs w:val="22"/>
-        </w:rPr>
-        <w:t>Engineered a custom Data Profiler tool</w:t>
-      </w:r>
-      <w:r>
-        <w:rPr>
-          <w:rFonts w:hint="default" w:ascii="Calibri" w:hAnsi="Calibri" w:cs="Calibri"/>
-          <w:sz w:val="22"/>
-          <w:szCs w:val="22"/>
-        </w:rPr>
-        <w:t xml:space="preserve"> using </w:t>
-      </w:r>
-      <w:r>
-        <w:rPr>
-          <w:rFonts w:hint="default" w:ascii="Calibri" w:hAnsi="Calibri" w:cs="Calibri"/>
-          <w:b/>
-          <w:bCs/>
-          <w:sz w:val="22"/>
-          <w:szCs w:val="22"/>
-          <w:lang w:val="en-US"/>
-        </w:rPr>
-        <w:t xml:space="preserve">Agentic AI powered </w:t>
-      </w:r>
-      <w:r>
-        <w:rPr>
-          <w:rFonts w:hint="default" w:ascii="Calibri" w:hAnsi="Calibri" w:cs="Calibri"/>
-          <w:b/>
-          <w:bCs/>
-          <w:sz w:val="22"/>
-          <w:szCs w:val="22"/>
-        </w:rPr>
-        <w:t>KIRO IDE</w:t>
-      </w:r>
-      <w:r>
-        <w:rPr>
-          <w:rFonts w:hint="default" w:ascii="Calibri" w:hAnsi="Calibri" w:cs="Calibri"/>
-          <w:sz w:val="22"/>
-          <w:szCs w:val="22"/>
-        </w:rPr>
-        <w:t xml:space="preserve"> to automate the initial assessment of raw datasets, reducing the time spent on manual data discovery by over 40%.</w:t>
+          <w:rFonts xmlns:w="http://schemas.openxmlformats.org/wordprocessingml/2006/main" w:hint="default" w:ascii="Calibri" w:hAnsi="Calibri" w:cs="Calibri"/>
+          <w:b xmlns:w="http://schemas.openxmlformats.org/wordprocessingml/2006/main"/>
+          <w:bCs xmlns:w="http://schemas.openxmlformats.org/wordprocessingml/2006/main"/>
+          <w:sz xmlns:w="http://schemas.openxmlformats.org/wordprocessingml/2006/main" w:val="22"/>
+          <w:szCs xmlns:w="http://schemas.openxmlformats.org/wordprocessingml/2006/main" w:val="22"/>
+        </w:rPr>
+        <w:t>Engineered and deployed an autonomous AI anomaly detection framework </w:t>
+      </w:r>
+      <w:r>
+        <w:rPr>
+          <w:rFonts xmlns:w="http://schemas.openxmlformats.org/wordprocessingml/2006/main" w:hint="default" w:ascii="Calibri" w:hAnsi="Calibri" w:cs="Calibri"/>
+          <w:bCs xmlns:w="http://schemas.openxmlformats.org/wordprocessingml/2006/main"/>
+          <w:sz xmlns:w="http://schemas.openxmlformats.org/wordprocessingml/2006/main" w:val="22"/>
+          <w:szCs xmlns:w="http://schemas.openxmlformats.org/wordprocessingml/2006/main" w:val="22"/>
+        </w:rPr>
+        <w:t xml:space="preserve">identifying schema variations, distribution drift, and ETL discrepancies with 95% precision, safeguarding downstream BI, pricing analytics, and data pipeline integrity.</w:t>
       </w:r>
     </w:p>
     <w:p>
@@ -1167,7 +981,7 @@
           <w:sz xmlns:w="http://schemas.openxmlformats.org/wordprocessingml/2006/main" w:val="22"/>
           <w:szCs xmlns:w="http://schemas.openxmlformats.org/wordprocessingml/2006/main" w:val="22"/>
         </w:rPr>
-        <w:t>Architected and engineered scalable petabyte-scale data platforms </w:t>
+        <w:t>Built and deployed XGBoost, Random Forests, and Scikit-Learn classification models </w:t>
       </w:r>
       <w:r>
         <w:rPr>
@@ -1176,7 +990,7 @@
           <w:sz xmlns:w="http://schemas.openxmlformats.org/wordprocessingml/2006/main" w:val="22"/>
           <w:szCs xmlns:w="http://schemas.openxmlformats.org/wordprocessingml/2006/main" w:val="22"/>
         </w:rPr>
-        <w:t xml:space="preserve">utilizing high-performance SQL stored procedures, dimensional data modeling (Star/Snowflake schemas), and Slowly Changing Dimensions (SCD Type 1/2) to ingest and process massive financial and operational event streams with 99.9% data availability.</w:t>
+        <w:t xml:space="preserve">predicting customer behavior and unit economics at scale, delivering actionable intelligence signals that improved operational reliability and service efficiency by 20%.</w:t>
       </w:r>
     </w:p>
     <w:p>
@@ -1207,7 +1021,7 @@
           <w:szCs xmlns:w="http://schemas.openxmlformats.org/wordprocessingml/2006/main" w:val="22"/>
           <w:lang xmlns:w="http://schemas.openxmlformats.org/wordprocessingml/2006/main" w:val="en-US"/>
         </w:rPr>
-        <w:t>Built and operated foundational distributed data infrastructure </w:t>
+        <w:t>Architected distributed cloud data platforms and dimensional models </w:t>
       </w:r>
       <w:r>
         <w:rPr>
@@ -1217,7 +1031,7 @@
           <w:szCs xmlns:w="http://schemas.openxmlformats.org/wordprocessingml/2006/main" w:val="22"/>
           <w:lang xmlns:w="http://schemas.openxmlformats.org/wordprocessingml/2006/main" w:val="en-US"/>
         </w:rPr>
-        <w:t xml:space="preserve">leveraging AWS (S3, Redshift), Azure Cloud (ADF, Synapse, Databricks), and Apache Spark / PySpark to crunch hundreds of terabytes of incoming multi-source data, ensuring fully configurable and self-service reliability for cross-functional business units.</w:t>
+        <w:t xml:space="preserve">(Star/Snowflake schemas, SCD Type 1/2) using AWS (S3, Redshift), Azure, Snowflake, and Apache Spark/PySpark to process hundreds of terabytes of incoming event data with 99.9% data availability SLAs.</w:t>
       </w:r>
     </w:p>
     <w:p>
@@ -1247,7 +1061,7 @@
           <w:sz xmlns:w="http://schemas.openxmlformats.org/wordprocessingml/2006/main" w:val="22"/>
           <w:szCs xmlns:w="http://schemas.openxmlformats.org/wordprocessingml/2006/main" w:val="22"/>
         </w:rPr>
-        <w:t>Designed and deployed machine learning prediction engines </w:t>
+        <w:t>Engineered automated data quality and governance firewalls </w:t>
       </w:r>
       <w:r>
         <w:rPr>
@@ -1256,7 +1070,7 @@
           <w:sz xmlns:w="http://schemas.openxmlformats.org/wordprocessingml/2006/main" w:val="22"/>
           <w:szCs xmlns:w="http://schemas.openxmlformats.org/wordprocessingml/2006/main" w:val="22"/>
         </w:rPr>
-        <w:t xml:space="preserve">using XGBoost, Random Forests, and Scikit-Learn for customer behavior modeling, alongside advanced SARIMA forecasting models for capacity planning, driving a 20% improvement in system reliability and response times.</w:t>
+        <w:t xml:space="preserve">and Collibra data lineage tracking to ensure correct data semantics, audit usage, detect duplication, and reduce operational turnaround by over 80%.</w:t>
       </w:r>
     </w:p>
     <w:p>
@@ -1272,21 +1086,12 @@
       </w:pPr>
       <w:r>
         <w:rPr>
-          <w:rFonts w:hint="default" w:asciiTheme="minorHAnsi" w:hAnsiTheme="minorHAnsi" w:eastAsiaTheme="minorHAnsi" w:cstheme="minorHAnsi"/>
-          <w:b/>
-          <w:bCs/>
-          <w:lang w:val="en-US" w:bidi="ar-SA"/>
-        </w:rPr>
-        <w:t>ETL Developer</w:t>
-      </w:r>
-      <w:r>
-        <w:rPr>
-          <w:rFonts w:hint="default" w:ascii="Calibri" w:hAnsi="Calibri" w:cs="Calibri"/>
-          <w:sz w:val="22"/>
-          <w:szCs w:val="22"/>
-          <w:lang w:val="en-US"/>
-        </w:rPr>
-        <w:t xml:space="preserve"> </w:t>
+          <w:rFonts xmlns:w="http://schemas.openxmlformats.org/wordprocessingml/2006/main" w:hint="default" w:asciiTheme="minorHAnsi" w:hAnsiTheme="minorHAnsi" w:eastAsiaTheme="minorHAnsi" w:cstheme="minorHAnsi"/>
+          <w:b xmlns:w="http://schemas.openxmlformats.org/wordprocessingml/2006/main"/>
+          <w:bCs xmlns:w="http://schemas.openxmlformats.org/wordprocessingml/2006/main"/>
+          <w:lang xmlns:w="http://schemas.openxmlformats.org/wordprocessingml/2006/main" w:val="en-US" w:bidi="ar-SA"/>
+        </w:rPr>
+        <w:t>Data Scientist &amp; Machine Learning Specialist</w:t>
       </w:r>
     </w:p>
     <w:p>
@@ -1315,7 +1120,7 @@
           <w:sz xmlns:w="http://schemas.openxmlformats.org/wordprocessingml/2006/main" w:val="22"/>
           <w:szCs xmlns:w="http://schemas.openxmlformats.org/wordprocessingml/2006/main" w:val="22"/>
         </w:rPr>
-        <w:t>Owned end-to-end production reliability and operational health </w:t>
+        <w:t>Architected advanced time-series SARIMA predictive models </w:t>
       </w:r>
       <w:r>
         <w:rPr>
@@ -1324,7 +1129,7 @@
           <w:sz xmlns:w="http://schemas.openxmlformats.org/wordprocessingml/2006/main" w:val="22"/>
           <w:szCs xmlns:w="http://schemas.openxmlformats.org/wordprocessingml/2006/main" w:val="22"/>
         </w:rPr>
-        <w:t xml:space="preserve">establishing Airflow and One Automation batch monitoring, rigorous Root Cause Analysis (RCA) postmortems, comprehensive runbooks, and automated QA testing frameworks that cut manual turnaround times by 50%.</w:t>
+        <w:t xml:space="preserve">to forecast truck rolls and field support demand, optimizing workforce capacity allocation and reducing response times by 20%.</w:t>
       </w:r>
     </w:p>
     <w:p>
@@ -1353,7 +1158,7 @@
           <w:sz xmlns:w="http://schemas.openxmlformats.org/wordprocessingml/2006/main" w:val="22"/>
           <w:szCs xmlns:w="http://schemas.openxmlformats.org/wordprocessingml/2006/main" w:val="22"/>
         </w:rPr>
-        <w:t>Mastered advanced data structures and algorithms </w:t>
+        <w:t>Engineered automated testing and evaluation framework for SpectrumIQ </w:t>
       </w:r>
       <w:r>
         <w:rPr>
@@ -1362,7 +1167,7 @@
           <w:sz xmlns:w="http://schemas.openxmlformats.org/wordprocessingml/2006/main" w:val="22"/>
           <w:szCs xmlns:w="http://schemas.openxmlformats.org/wordprocessingml/2006/main" w:val="22"/>
         </w:rPr>
-        <w:t xml:space="preserve">through rigorous coursework at the University of Cincinnati, maintaining a 3.95/4.0 GPA while focusing on large-scale systems design.</w:t>
+        <w:t xml:space="preserve">enterprise conversational AI platform, cutting manual QA turnaround by 50% and accelerating production release cycles for natural language capabilities.</w:t>
       </w:r>
     </w:p>
     <w:p>
@@ -1383,44 +1188,27 @@
           <w:szCs w:val="22"/>
         </w:rPr>
       </w:pPr>
-      <w:r>
-        <w:rPr>
-          <w:rFonts w:hint="default" w:ascii="Calibri" w:hAnsi="Calibri" w:eastAsia="SimSun" w:cs="Calibri"/>
-          <w:b/>
-          <w:bCs/>
-          <w:sz w:val="22"/>
-          <w:szCs w:val="22"/>
-        </w:rPr>
-        <w:t>Engineered an automated, notification-driven Data Quality Audit framework</w:t>
-      </w:r>
-      <w:r>
-        <w:rPr>
-          <w:rFonts w:hint="default" w:ascii="Calibri" w:hAnsi="Calibri" w:eastAsia="SimSun" w:cs="Calibri"/>
-          <w:sz w:val="22"/>
-          <w:szCs w:val="22"/>
-        </w:rPr>
-        <w:t xml:space="preserve"> that streamlined short-term validation cycles; reduced operational turnaround time by </w:t>
-      </w:r>
-      <w:r>
-        <w:rPr>
-          <w:rFonts w:hint="default" w:ascii="Calibri" w:hAnsi="Calibri" w:eastAsia="SimSun" w:cs="Calibri"/>
-          <w:b/>
-          <w:bCs/>
-          <w:sz w:val="22"/>
-          <w:szCs w:val="22"/>
-        </w:rPr>
-        <w:t>over 80%</w:t>
-      </w:r>
-      <w:r>
-        <w:rPr>
-          <w:rFonts w:hint="default" w:ascii="Calibri" w:hAnsi="Calibri" w:eastAsia="SimSun" w:cs="Calibri"/>
-          <w:sz w:val="22"/>
-          <w:szCs w:val="22"/>
-        </w:rPr>
-        <w:t xml:space="preserve"> while ensuring real-time data reliability.</w:t>
-      </w:r>
       <w:bookmarkStart w:id="0" w:name="_GoBack"/>
       <w:bookmarkEnd w:id="0"/>
+      <w:r>
+        <w:rPr>
+          <w:rFonts xmlns:w="http://schemas.openxmlformats.org/wordprocessingml/2006/main" w:hint="default" w:ascii="Calibri" w:hAnsi="Calibri" w:eastAsia="SimSun" w:cs="Calibri"/>
+          <w:b xmlns:w="http://schemas.openxmlformats.org/wordprocessingml/2006/main"/>
+          <w:bCs xmlns:w="http://schemas.openxmlformats.org/wordprocessingml/2006/main"/>
+          <w:sz xmlns:w="http://schemas.openxmlformats.org/wordprocessingml/2006/main" w:val="22"/>
+          <w:szCs xmlns:w="http://schemas.openxmlformats.org/wordprocessingml/2006/main" w:val="22"/>
+        </w:rPr>
+        <w:t>Developed scalable data ingestion pipelines and predictive analytics models </w:t>
+      </w:r>
+      <w:r>
+        <w:rPr>
+          <w:rFonts xmlns:w="http://schemas.openxmlformats.org/wordprocessingml/2006/main" w:hint="default" w:ascii="Calibri" w:hAnsi="Calibri" w:eastAsia="SimSun" w:cs="Calibri"/>
+          <w:bCs xmlns:w="http://schemas.openxmlformats.org/wordprocessingml/2006/main"/>
+          <w:sz xmlns:w="http://schemas.openxmlformats.org/wordprocessingml/2006/main" w:val="22"/>
+          <w:szCs xmlns:w="http://schemas.openxmlformats.org/wordprocessingml/2006/main" w:val="22"/>
+        </w:rPr>
+        <w:t xml:space="preserve">integrating disparate financial and operational telemetry sources to drive data-driven corporate strategy and automated reporting.</w:t>
+      </w:r>
     </w:p>
     <w:p>
       <w:pPr>
@@ -1439,7 +1227,7 @@
           <w:bCs xmlns:w="http://schemas.openxmlformats.org/wordprocessingml/2006/main"/>
           <w:lang xmlns:w="http://schemas.openxmlformats.org/wordprocessingml/2006/main" w:bidi="ar-SA"/>
         </w:rPr>
-        <w:t>Bachelor of Engineering in Petrochemical</w:t>
+        <w:t>Business Intelligence &amp; Decision Analytics Specialist</w:t>
       </w:r>
     </w:p>
     <w:p>
@@ -1469,7 +1257,7 @@
           <w:sz xmlns:w="http://schemas.openxmlformats.org/wordprocessingml/2006/main" w:val="22"/>
           <w:szCs xmlns:w="http://schemas.openxmlformats.org/wordprocessingml/2006/main" w:val="22"/>
         </w:rPr>
-        <w:t>Built strong foundational analytical and mathematical problem-solving skills </w:t>
+        <w:t>Designed and delivered executive Key Operating Metric (KOM) dashboards </w:t>
       </w:r>
       <w:r>
         <w:rPr>
@@ -1478,7 +1266,7 @@
           <w:sz xmlns:w="http://schemas.openxmlformats.org/wordprocessingml/2006/main" w:val="22"/>
           <w:szCs xmlns:w="http://schemas.openxmlformats.org/wordprocessingml/2006/main" w:val="22"/>
         </w:rPr>
-        <w:t xml:space="preserve">at Pune University MIT, applying rigorous quantitative methods to complex system optimization.</w:t>
+        <w:t xml:space="preserve">and advanced semantic models in Power BI (DAX) and Tableau, translating complex transactional telemetry into actionable executive strategy.</w:t>
       </w:r>
     </w:p>
     <w:p>
@@ -1508,7 +1296,7 @@
           <w:sz xmlns:w="http://schemas.openxmlformats.org/wordprocessingml/2006/main" w:val="22"/>
           <w:szCs xmlns:w="http://schemas.openxmlformats.org/wordprocessingml/2006/main" w:val="22"/>
         </w:rPr>
-        <w:t>Modeled complex physical and chemical process dynamics </w:t>
+        <w:t>Optimized enterprise reporting frameworks and data aggregation stores </w:t>
       </w:r>
       <w:r>
         <w:rPr>
@@ -1517,7 +1305,7 @@
           <w:sz xmlns:w="http://schemas.openxmlformats.org/wordprocessingml/2006/main" w:val="22"/>
           <w:szCs xmlns:w="http://schemas.openxmlformats.org/wordprocessingml/2006/main" w:val="22"/>
         </w:rPr>
-        <w:t xml:space="preserve">utilizing simulation software and statistical tools to drive efficiency and operational improvements.</w:t>
+        <w:t xml:space="preserve">to provide self-service analytics and high-throughput data access for business leaders and operational teams.</w:t>
       </w:r>
     </w:p>
     <w:p>
@@ -1548,7 +1336,7 @@
           <w:sz xmlns:w="http://schemas.openxmlformats.org/wordprocessingml/2006/main" w:val="22"/>
           <w:szCs xmlns:w="http://schemas.openxmlformats.org/wordprocessingml/2006/main" w:val="22"/>
         </w:rPr>
-        <w:t>Collaborated on multidisciplinary engineering projects </w:t>
+        <w:t>Implemented robust data validation and reconciliation processes </w:t>
       </w:r>
       <w:r>
         <w:rPr>
@@ -1557,7 +1345,7 @@
           <w:sz xmlns:w="http://schemas.openxmlformats.org/wordprocessingml/2006/main" w:val="22"/>
           <w:szCs xmlns:w="http://schemas.openxmlformats.org/wordprocessingml/2006/main" w:val="22"/>
         </w:rPr>
-        <w:t xml:space="preserve">emphasizing rigorous process control, safety standards, and structured technical documentation.</w:t>
+        <w:t xml:space="preserve">ensuring high fidelity across multi-layered data warehouse environments and automated BI reporting tools.</w:t>
       </w:r>
     </w:p>
     <w:p>
@@ -1580,22 +1368,21 @@
       </w:pPr>
       <w:r>
         <w:rPr>
-          <w:rFonts xmlns:w="http://schemas.openxmlformats.org/wordprocessingml/2006/main" w:hint="default" w:ascii="Calibri" w:hAnsi="Calibri" w:cs="Calibri"/>
-          <w:b xmlns:w="http://schemas.openxmlformats.org/wordprocessingml/2006/main"/>
-          <w:bCs xmlns:w="http://schemas.openxmlformats.org/wordprocessingml/2006/main"/>
-          <w:sz xmlns:w="http://schemas.openxmlformats.org/wordprocessingml/2006/main" w:val="22"/>
-          <w:szCs xmlns:w="http://schemas.openxmlformats.org/wordprocessingml/2006/main" w:val="22"/>
-        </w:rPr>
-        <w:t>Co-engineered the enterprise-wide Data Advocacy &amp; Governance Program</w:t>
-      </w:r>
-      <w:r>
-        <w:rPr>
-          <w:rFonts xmlns:w="http://schemas.openxmlformats.org/wordprocessingml/2006/main" w:hint="default" w:ascii="Calibri" w:hAnsi="Calibri" w:cs="Calibri"/>
-          <w:bCs xmlns:w="http://schemas.openxmlformats.org/wordprocessingml/2006/main"/>
-          <w:sz xmlns:w="http://schemas.openxmlformats.org/wordprocessingml/2006/main" w:val="22"/>
-          <w:szCs xmlns:w="http://schemas.openxmlformats.org/wordprocessingml/2006/main" w:val="22"/>
-        </w:rPr>
-        <w:t xml:space="preserve"> across insurance portfolios, establishing foundational frameworks for data democratization and organizational accountability.</w:t>
+          <w:rFonts w:hint="default" w:ascii="Calibri" w:hAnsi="Calibri" w:cs="Calibri"/>
+          <w:b/>
+          <w:bCs/>
+          <w:sz w:val="22"/>
+          <w:szCs w:val="22"/>
+        </w:rPr>
+        <w:t>Resolved high-complexity, cross-functional BI challenges</w:t>
+      </w:r>
+      <w:r>
+        <w:rPr>
+          <w:rFonts w:hint="default" w:ascii="Calibri" w:hAnsi="Calibri" w:cs="Calibri"/>
+          <w:sz w:val="22"/>
+          <w:szCs w:val="22"/>
+        </w:rPr>
+        <w:t xml:space="preserve"> by performing advanced statistical analysis to decode intricate data relationships and anomalies, directly influencing strategic business decisions.</w:t>
       </w:r>
     </w:p>
     <w:p>
